--- a/FJL-F11-TD-Codigo Fuente.docx
+++ b/FJL-F11-TD-Codigo Fuente.docx
@@ -1004,7 +1004,7 @@
                 <w:b w:val="false"/>
                 <w:bCs w:val="false"/>
               </w:rPr>
-              <w:t xml:space="preserve">Generación de prospectos de beneficiarios y cálculo de suficiencia de saldo (CNSF).</w:t>
+              <w:t xml:space="preserve">Consumo del servicio de la CNSF y cálculo de suficiencia de saldo.</w:t>
             </w:r>
           </w:p>
         </w:tc>
@@ -1245,7 +1245,7 @@
                 <w:b w:val="false"/>
                 <w:bCs w:val="false"/>
               </w:rPr>
-              <w:t xml:space="preserve">CNSF — sistema de ofertas de renta vitalicia (SOAP)</w:t>
+              <w:t xml:space="preserve">CNSF — consumo del servicio para determinación de beneficio (SOAP)</w:t>
             </w:r>
           </w:p>
         </w:tc>
